--- a/data/sample_docs/leave_policy.docx
+++ b/data/sample_docs/leave_policy.docx
@@ -32,7 +32,7 @@
           <w:sz w:val="17"/>
           <w:szCs w:val="17"/>
         </w:rPr>
-        <w:t xml:space="preserve">Meridian Softworks Pvt. Ltd. — Internal Policy Document (Sample/Reference Only)</w:t>
+        <w:t>K International Pvt. Ltd. — Internal Policy Document (Sample/Reference Only)</w:t>
       </w:r>
     </w:p>
     <w:p>
@@ -60,7 +60,7 @@
           <w:sz w:val="19"/>
           <w:szCs w:val="19"/>
         </w:rPr>
-        <w:t xml:space="preserve">This policy explains the types of leave available to employees of Meridian Softworks Pvt. Ltd., how leave accrues, and how to apply for it.</w:t>
+        <w:t>This policy explains the types of leave available to employees of K International Pvt. Ltd., how leave accrues, and how to apply for it.</w:t>
       </w:r>
     </w:p>
     <w:p>
@@ -380,7 +380,7 @@
           <w:sz w:val="14"/>
           <w:szCs w:val="14"/>
         </w:rPr>
-        <w:t xml:space="preserve">This is a fictional sample document created for demonstration purposes for the Meridian Softworks Pvt. Ltd. Employee Knowledge Assistant project. It does not represent a real company or real policy terms.</w:t>
+        <w:t>This is a fictional sample document created for demonstration purposes for the K International Pvt. Ltd. Employee Knowledge Assistant project. It does not represent a real company or real policy terms.</w:t>
       </w:r>
     </w:p>
     <w:sectPr>
